--- a/public/gallery/examples/account-executive/zh-hans/resume.docx
+++ b/public/gallery/examples/account-executive/zh-hans/resume.docx
@@ -66,7 +66,7 @@
         </w:rPr>
         <w:t xml:space="preserve">📧 </w:t>
       </w:r>
-      <w:hyperlink w:history="1" r:id="rIdqo41lfquwheqxozwszygy">
+      <w:hyperlink w:history="1" r:id="rIdvsl2mdoujipm5o2xnbcnd">
         <w:r>
           <w:rPr>
             <w:sz w:val="18"/>
@@ -89,7 +89,7 @@
         </w:rPr>
         <w:t xml:space="preserve">🔗 </w:t>
       </w:r>
-      <w:hyperlink w:history="1" r:id="rId2lqk_twj9apsnbvipv16t">
+      <w:hyperlink w:history="1" r:id="rIdtvotiiuxkxx3coevhhmwq">
         <w:r>
           <w:rPr>
             <w:sz w:val="18"/>
@@ -124,7 +124,7 @@
         <w:spacing w:after="200" w:line="276"/>
         <w:jc w:val="center"/>
       </w:pPr>
-      <w:hyperlink w:history="1" r:id="rIdg2a6t3pi8o_32gpazj3vu">
+      <w:hyperlink w:history="1" r:id="rIdy3xvaqak2qs0rgtjcdegq">
         <w:r>
           <w:rPr>
             <w:sz w:val="18"/>
@@ -140,7 +140,7 @@
         </w:rPr>
         <w:t xml:space="preserve"> • </w:t>
       </w:r>
-      <w:hyperlink w:history="1" r:id="rIdviimm6fj2yrhj-aa0rezv">
+      <w:hyperlink w:history="1" r:id="rIdx0u4sas5xnnphms4zi259">
         <w:r>
           <w:rPr>
             <w:sz w:val="18"/>
@@ -287,7 +287,7 @@
         </w:rPr>
         <w:t xml:space="preserve">	</w:t>
       </w:r>
-      <w:hyperlink w:history="1" r:id="rIde_dsrvkz5xwh-u7ex_dpc">
+      <w:hyperlink w:history="1" r:id="rId_agl8gjhshtsytv-txzrx">
         <w:r>
           <w:rPr>
             <w:sz w:val="18"/>
@@ -450,7 +450,7 @@
         </w:rPr>
         <w:t xml:space="preserve">	</w:t>
       </w:r>
-      <w:hyperlink w:history="1" r:id="rIdht6ixyg3ydr7wnjc3avvj">
+      <w:hyperlink w:history="1" r:id="rIdm_ayfkowlqd_pbfr4vhf3">
         <w:r>
           <w:rPr>
             <w:sz w:val="18"/>
@@ -632,7 +632,7 @@
         </w:rPr>
         <w:t xml:space="preserve">	</w:t>
       </w:r>
-      <w:hyperlink w:history="1" r:id="rIdsq5npjxnecyqio7mgkd7w">
+      <w:hyperlink w:history="1" r:id="rIdgdj_tn11lclhjanaamffg">
         <w:r>
           <w:rPr>
             <w:sz w:val="18"/>
@@ -814,7 +814,7 @@
         </w:rPr>
         <w:t xml:space="preserve">	</w:t>
       </w:r>
-      <w:hyperlink w:history="1" r:id="rIduy_kxh3mq-x2xown5sve8">
+      <w:hyperlink w:history="1" r:id="rIded--l7ik22gd7iava3tr4">
         <w:r>
           <w:rPr>
             <w:sz w:val="18"/>
@@ -1301,7 +1301,7 @@
         </w:rPr>
         <w:t xml:space="preserve">	</w:t>
       </w:r>
-      <w:hyperlink w:history="1" r:id="rIdq5n3t1zmfhuy9qhx-emsf">
+      <w:hyperlink w:history="1" r:id="rIdak5rt8avoioncqjagnemv">
         <w:r>
           <w:rPr>
             <w:sz w:val="18"/>
@@ -1367,7 +1367,7 @@
         </w:rPr>
         <w:t xml:space="preserve">	</w:t>
       </w:r>
-      <w:hyperlink w:history="1" r:id="rIdlzxql2p3qsqillrf_dkei">
+      <w:hyperlink w:history="1" r:id="rIdyxlzfwgr5yacwfvizxznj">
         <w:r>
           <w:rPr>
             <w:sz w:val="18"/>
@@ -1452,7 +1452,7 @@
         </w:rPr>
         <w:t xml:space="preserve">	</w:t>
       </w:r>
-      <w:hyperlink w:history="1" r:id="rIdr-djsbqevzq1yxp3dcqqh">
+      <w:hyperlink w:history="1" r:id="rIdi4yvgeyafeabknrmcpg8m">
         <w:r>
           <w:rPr>
             <w:sz w:val="18"/>
@@ -1644,7 +1644,7 @@
         </w:rPr>
         <w:t xml:space="preserve">	</w:t>
       </w:r>
-      <w:hyperlink w:history="1" r:id="rIdckinunvz04maedkdsmim2">
+      <w:hyperlink w:history="1" r:id="rIdimqijnujwpmtu3ngmifsy">
         <w:r>
           <w:rPr>
             <w:sz w:val="18"/>
@@ -1889,7 +1889,7 @@
         </w:rPr>
         <w:t xml:space="preserve">	</w:t>
       </w:r>
-      <w:hyperlink w:history="1" r:id="rIdu9tdj_h9wghepq4e9newp">
+      <w:hyperlink w:history="1" r:id="rIdykijfsohjn8cqcn7uvafg">
         <w:r>
           <w:rPr>
             <w:sz w:val="18"/>
